--- a/spa/docx/64.content.docx
+++ b/spa/docx/64.content.docx
@@ -19,7 +19,7 @@
         <w:rPr>
           <w:lang w:val="es_ES" w:bidi="es_ES"/>
         </w:rPr>
-        <w:t>Resource: Notas de Estudio - Introducciones a los Libros (Tyndale)</w:t>
+        <w:t>Resource: Tyndale Open Study Notes</w:t>
       </w:r>
       <w:r>
         <w:rPr>
@@ -112,7 +112,7 @@
         <w:rPr>
           <w:lang w:val="es_ES" w:bidi="es_ES"/>
         </w:rPr>
-        <w:t>Notas de Estudio - Introducciones a los Libros (Tyndale)</w:t>
+        <w:t>Tyndale Open Study Notes</w:t>
       </w:r>
     </w:p>
     <w:p>

--- a/spa/docx/64.content.docx
+++ b/spa/docx/64.content.docx
@@ -19,7 +19,7 @@
         <w:rPr>
           <w:lang w:val="es_ES" w:bidi="es_ES"/>
         </w:rPr>
-        <w:t>Resource: Tyndale Open Study Notes</w:t>
+        <w:t>Resource: Aquifer Open Study Notes (Book Intros)</w:t>
       </w:r>
       <w:r>
         <w:rPr>
@@ -112,7 +112,7 @@
         <w:rPr>
           <w:lang w:val="es_ES" w:bidi="es_ES"/>
         </w:rPr>
-        <w:t>Tyndale Open Study Notes</w:t>
+        <w:t>Aquifer Open Study Notes (Book Intros)</w:t>
       </w:r>
     </w:p>
     <w:p>

--- a/spa/docx/64.content.docx
+++ b/spa/docx/64.content.docx
@@ -270,18 +270,12 @@
         </w:rPr>
         <w:t xml:space="preserve">“Contexto”). Algunos maestros y líderes, que decían ser espirituales, enseñaban una doctrina diferente sobre Cristo y no hacían las mismas exigencias disciplinarias a los miembros de sus iglesias. Asumieron su propia autoridad y rechazaron la de Juan. También pervirtieron la enseñanza de los apóstoles. Diótrefes fue uno de los que se había separado de la comunión apostólica (cp. </w:t>
       </w:r>
-      <w:hyperlink r:id="rId13">
-        <w:r>
-          <w:rPr>
-            <w:lang w:val="es_ES" w:bidi="es_ES"/>
-          </w:rPr>
-          <w:rPr>
-            <w:color w:val="0000EE"/>
-            <w:u w:val="single"/>
-          </w:rPr>
-          <w:t>1 Jn 2.18–19</w:t>
-        </w:r>
-      </w:hyperlink>
+      <w:r>
+        <w:rPr>
+          <w:lang w:val="es_ES" w:bidi="es_ES"/>
+        </w:rPr>
+        <w:t>1 Jn 2.18–19</w:t>
+      </w:r>
       <w:r>
         <w:rPr>
           <w:lang w:val="es_ES" w:bidi="es_ES"/>
@@ -327,18 +321,12 @@
         </w:rPr>
         <w:t>De todas las cartas del Nuevo Testamento, 3 Juan es la más típica de las cartas personales en la Grecia y Roma del primer siglo. Como otras cartas de esta época, 3 Juan comienza (</w:t>
       </w:r>
-      <w:hyperlink r:id="rId14">
-        <w:r>
-          <w:rPr>
-            <w:lang w:val="es_ES" w:bidi="es_ES"/>
-          </w:rPr>
-          <w:rPr>
-            <w:color w:val="0000EE"/>
-            <w:u w:val="single"/>
-          </w:rPr>
-          <w:t>1.1–4</w:t>
-        </w:r>
-      </w:hyperlink>
+      <w:r>
+        <w:rPr>
+          <w:lang w:val="es_ES" w:bidi="es_ES"/>
+        </w:rPr>
+        <w:t>1.1–4</w:t>
+      </w:r>
       <w:r>
         <w:rPr>
           <w:lang w:val="es_ES" w:bidi="es_ES"/>
@@ -359,18 +347,12 @@
         </w:rPr>
         <w:t>En el cuerpo de esta carta (</w:t>
       </w:r>
-      <w:hyperlink r:id="rId15">
-        <w:r>
-          <w:rPr>
-            <w:lang w:val="es_ES" w:bidi="es_ES"/>
-          </w:rPr>
-          <w:rPr>
-            <w:color w:val="0000EE"/>
-            <w:u w:val="single"/>
-          </w:rPr>
-          <w:t>1.5–12</w:t>
-        </w:r>
-      </w:hyperlink>
+      <w:r>
+        <w:rPr>
+          <w:lang w:val="es_ES" w:bidi="es_ES"/>
+        </w:rPr>
+        <w:t>1.5–12</w:t>
+      </w:r>
       <w:r>
         <w:rPr>
           <w:lang w:val="es_ES" w:bidi="es_ES"/>
@@ -403,18 +385,12 @@
         </w:rPr>
         <w:t>En contraste con Gayo, un líder de la iglesia llamado Diótrefes se ganó la censura del apóstol (</w:t>
       </w:r>
-      <w:hyperlink r:id="rId16">
-        <w:r>
-          <w:rPr>
-            <w:lang w:val="es_ES" w:bidi="es_ES"/>
-          </w:rPr>
-          <w:rPr>
-            <w:color w:val="0000EE"/>
-            <w:u w:val="single"/>
-          </w:rPr>
-          <w:t>1.9–10</w:t>
-        </w:r>
-      </w:hyperlink>
+      <w:r>
+        <w:rPr>
+          <w:lang w:val="es_ES" w:bidi="es_ES"/>
+        </w:rPr>
+        <w:t>1.9–10</w:t>
+      </w:r>
       <w:r>
         <w:rPr>
           <w:lang w:val="es_ES" w:bidi="es_ES"/>
@@ -435,18 +411,12 @@
         </w:rPr>
         <w:t>Juan luego destaca la buena reputación de un hombre llamado Demetrio (</w:t>
       </w:r>
-      <w:hyperlink r:id="rId17">
-        <w:r>
-          <w:rPr>
-            <w:lang w:val="es_ES" w:bidi="es_ES"/>
-          </w:rPr>
-          <w:rPr>
-            <w:color w:val="0000EE"/>
-            <w:u w:val="single"/>
-          </w:rPr>
-          <w:t>1.12</w:t>
-        </w:r>
-      </w:hyperlink>
+      <w:r>
+        <w:rPr>
+          <w:lang w:val="es_ES" w:bidi="es_ES"/>
+        </w:rPr>
+        <w:t>1.12</w:t>
+      </w:r>
       <w:r>
         <w:rPr>
           <w:lang w:val="es_ES" w:bidi="es_ES"/>
@@ -467,18 +437,12 @@
         </w:rPr>
         <w:t>Juan concluye la carta mencionando planes para una visita futura y ofreciendo saludos (</w:t>
       </w:r>
-      <w:hyperlink r:id="rId18">
-        <w:r>
-          <w:rPr>
-            <w:lang w:val="es_ES" w:bidi="es_ES"/>
-          </w:rPr>
-          <w:rPr>
-            <w:color w:val="0000EE"/>
-            <w:u w:val="single"/>
-          </w:rPr>
-          <w:t>1.13–15</w:t>
-        </w:r>
-      </w:hyperlink>
+      <w:r>
+        <w:rPr>
+          <w:lang w:val="es_ES" w:bidi="es_ES"/>
+        </w:rPr>
+        <w:t>1.13–15</w:t>
+      </w:r>
       <w:r>
         <w:rPr>
           <w:lang w:val="es_ES" w:bidi="es_ES"/>
@@ -510,18 +474,12 @@
         </w:rPr>
         <w:t xml:space="preserve">El autor de esta epístola se llama a sí mismo simplemente “el anciano” (ver </w:t>
       </w:r>
-      <w:hyperlink r:id="rId19">
-        <w:r>
-          <w:rPr>
-            <w:lang w:val="es_ES" w:bidi="es_ES"/>
-          </w:rPr>
-          <w:rPr>
-            <w:color w:val="0000EE"/>
-            <w:u w:val="single"/>
-          </w:rPr>
-          <w:t>1.1</w:t>
-        </w:r>
-      </w:hyperlink>
+      <w:r>
+        <w:rPr>
+          <w:lang w:val="es_ES" w:bidi="es_ES"/>
+        </w:rPr>
+        <w:t>1.1</w:t>
+      </w:r>
       <w:r>
         <w:rPr>
           <w:lang w:val="es_ES" w:bidi="es_ES"/>
